--- a/โครงงาน/11 บทที่ 4.docx
+++ b/โครงงาน/11 บทที่ 4.docx
@@ -4,57 +4,22 @@
   <w:body>
     <w:p>
       <w:pPr>
-        <w:ind w:firstLine="0"/>
-        <w:jc w:val="center"/>
-        <w:rPr>
-          <w:rFonts w:cs="TH Sarabun New"/>
-          <w:b/>
-          <w:bCs/>
-          <w:sz w:val="40"/>
-          <w:szCs w:val="40"/>
-        </w:rPr>
-      </w:pPr>
-      <w:r>
-        <w:rPr>
-          <w:rFonts w:cs="TH Sarabun New"/>
-          <w:b/>
-          <w:bCs/>
-          <w:sz w:val="40"/>
-          <w:szCs w:val="40"/>
+        <w:pStyle w:val="Heading1"/>
+      </w:pPr>
+      <w:r>
+        <w:rPr>
           <w:cs/>
         </w:rPr>
         <w:t xml:space="preserve">บทที่ </w:t>
       </w:r>
       <w:r>
-        <w:rPr>
-          <w:rFonts w:cs="TH Sarabun New"/>
-          <w:b/>
-          <w:bCs/>
-          <w:sz w:val="40"/>
-          <w:szCs w:val="40"/>
-        </w:rPr>
         <w:t>4</w:t>
       </w:r>
-    </w:p>
-    <w:p>
-      <w:pPr>
-        <w:ind w:firstLine="0"/>
-        <w:jc w:val="center"/>
-        <w:rPr>
-          <w:rFonts w:cs="TH Sarabun New"/>
-          <w:b/>
-          <w:bCs/>
-          <w:sz w:val="40"/>
-          <w:szCs w:val="40"/>
-        </w:rPr>
-      </w:pPr>
-      <w:r>
-        <w:rPr>
-          <w:rFonts w:cs="TH Sarabun New"/>
-          <w:b/>
-          <w:bCs/>
-          <w:sz w:val="40"/>
-          <w:szCs w:val="40"/>
+      <w:r>
+        <w:br/>
+      </w:r>
+      <w:r>
+        <w:rPr>
           <w:cs/>
         </w:rPr>
         <w:t>ผลการดำเนินงาน</w:t>
@@ -78,32 +43,13 @@
     </w:p>
     <w:p>
       <w:pPr>
-        <w:ind w:firstLine="0"/>
-        <w:rPr>
-          <w:rFonts w:cs="TH Sarabun New"/>
-          <w:b/>
-          <w:bCs/>
-          <w:sz w:val="36"/>
-          <w:szCs w:val="36"/>
-        </w:rPr>
-      </w:pPr>
-      <w:r>
-        <w:rPr>
-          <w:rFonts w:cs="TH Sarabun New"/>
-          <w:b/>
-          <w:bCs/>
-          <w:sz w:val="36"/>
-          <w:szCs w:val="36"/>
-        </w:rPr>
+        <w:pStyle w:val="Heading2"/>
+      </w:pPr>
+      <w:r>
         <w:t xml:space="preserve">4.1 </w:t>
       </w:r>
       <w:r>
         <w:rPr>
-          <w:rFonts w:cs="TH Sarabun New"/>
-          <w:b/>
-          <w:bCs/>
-          <w:sz w:val="36"/>
-          <w:szCs w:val="36"/>
           <w:cs/>
         </w:rPr>
         <w:t>การแสดงผลการทำงาน</w:t>
@@ -112,7 +58,7 @@
     <w:p>
       <w:pPr>
         <w:rPr>
-          <w:rFonts w:cs="TH Sarabun New" w:hint="cs"/>
+          <w:rFonts w:cs="TH Sarabun New"/>
           <w:szCs w:val="32"/>
           <w:cs/>
         </w:rPr>
@@ -161,252 +107,6 @@
                 <pic:pic xmlns:pic="http://schemas.openxmlformats.org/drawingml/2006/picture">
                   <pic:nvPicPr>
                     <pic:cNvPr id="0" name="Picture 97"/>
-                    <pic:cNvPicPr>
-                      <a:picLocks noChangeAspect="1" noChangeArrowheads="1"/>
-                    </pic:cNvPicPr>
-                  </pic:nvPicPr>
-                  <pic:blipFill>
-                    <a:blip r:embed="rId4" cstate="print">
-                      <a:extLst>
-                        <a:ext uri="{28A0092B-C50C-407E-A947-70E740481C1C}">
-                          <a14:useLocalDpi xmlns:a14="http://schemas.microsoft.com/office/drawing/2010/main" val="0"/>
-                        </a:ext>
-                      </a:extLst>
-                    </a:blip>
-                    <a:srcRect/>
-                    <a:stretch>
-                      <a:fillRect/>
-                    </a:stretch>
-                  </pic:blipFill>
-                  <pic:spPr bwMode="auto">
-                    <a:xfrm>
-                      <a:off x="0" y="0"/>
-                      <a:ext cx="5743575" cy="2724150"/>
-                    </a:xfrm>
-                    <a:prstGeom prst="rect">
-                      <a:avLst/>
-                    </a:prstGeom>
-                    <a:noFill/>
-                    <a:ln>
-                      <a:noFill/>
-                    </a:ln>
-                  </pic:spPr>
-                </pic:pic>
-              </a:graphicData>
-            </a:graphic>
-          </wp:inline>
-        </w:drawing>
-      </w:r>
-    </w:p>
-    <w:p>
-      <w:pPr>
-        <w:ind w:firstLine="0"/>
-        <w:jc w:val="center"/>
-        <w:rPr>
-          <w:rFonts w:cs="TH Sarabun New"/>
-          <w:szCs w:val="32"/>
-        </w:rPr>
-      </w:pPr>
-      <w:r>
-        <w:rPr>
-          <w:rFonts w:cs="TH Sarabun New" w:hint="cs"/>
-          <w:szCs w:val="32"/>
-          <w:cs/>
-        </w:rPr>
-        <w:t xml:space="preserve">ภาพ </w:t>
-      </w:r>
-      <w:r>
-        <w:rPr>
-          <w:rFonts w:cs="TH Sarabun New"/>
-          <w:szCs w:val="32"/>
-        </w:rPr>
-        <w:t xml:space="preserve">4-1 </w:t>
-      </w:r>
-      <w:r>
-        <w:rPr>
-          <w:rFonts w:cs="TH Sarabun New"/>
-          <w:szCs w:val="32"/>
-          <w:cs/>
-        </w:rPr>
-        <w:t>หน้าต้อนรับ</w:t>
-      </w:r>
-    </w:p>
-    <w:p>
-      <w:pPr>
-        <w:jc w:val="left"/>
-        <w:rPr>
-          <w:rFonts w:cs="TH Sarabun New"/>
-          <w:szCs w:val="32"/>
-        </w:rPr>
-      </w:pPr>
-      <w:r>
-        <w:rPr>
-          <w:rFonts w:cs="TH Sarabun New"/>
-          <w:szCs w:val="32"/>
-        </w:rPr>
-        <w:t xml:space="preserve">4.1.2 </w:t>
-      </w:r>
-      <w:r>
-        <w:rPr>
-          <w:rFonts w:cs="TH Sarabun New" w:hint="cs"/>
-          <w:szCs w:val="32"/>
-          <w:cs/>
-        </w:rPr>
-        <w:t>หน้าถามคำถามของผู้ใช้ทั่วไป</w:t>
-      </w:r>
-      <w:r>
-        <w:rPr>
-          <w:rFonts w:cs="TH Sarabun New"/>
-          <w:noProof/>
-          <w:szCs w:val="32"/>
-        </w:rPr>
-        <w:drawing>
-          <wp:inline distT="0" distB="0" distL="0" distR="0" wp14:anchorId="49D7FCE6" wp14:editId="2EC4098B">
-            <wp:extent cx="5743575" cy="2724150"/>
-            <wp:effectExtent l="0" t="0" r="9525" b="0"/>
-            <wp:docPr id="35" name="Picture 35"/>
-            <wp:cNvGraphicFramePr>
-              <a:graphicFrameLocks xmlns:a="http://schemas.openxmlformats.org/drawingml/2006/main" noChangeAspect="1"/>
-            </wp:cNvGraphicFramePr>
-            <a:graphic xmlns:a="http://schemas.openxmlformats.org/drawingml/2006/main">
-              <a:graphicData uri="http://schemas.openxmlformats.org/drawingml/2006/picture">
-                <pic:pic xmlns:pic="http://schemas.openxmlformats.org/drawingml/2006/picture">
-                  <pic:nvPicPr>
-                    <pic:cNvPr id="0" name="Picture 98"/>
-                    <pic:cNvPicPr>
-                      <a:picLocks noChangeAspect="1" noChangeArrowheads="1"/>
-                    </pic:cNvPicPr>
-                  </pic:nvPicPr>
-                  <pic:blipFill>
-                    <a:blip r:embed="rId5" cstate="print">
-                      <a:extLst>
-                        <a:ext uri="{28A0092B-C50C-407E-A947-70E740481C1C}">
-                          <a14:useLocalDpi xmlns:a14="http://schemas.microsoft.com/office/drawing/2010/main" val="0"/>
-                        </a:ext>
-                      </a:extLst>
-                    </a:blip>
-                    <a:srcRect/>
-                    <a:stretch>
-                      <a:fillRect/>
-                    </a:stretch>
-                  </pic:blipFill>
-                  <pic:spPr bwMode="auto">
-                    <a:xfrm>
-                      <a:off x="0" y="0"/>
-                      <a:ext cx="5743575" cy="2724150"/>
-                    </a:xfrm>
-                    <a:prstGeom prst="rect">
-                      <a:avLst/>
-                    </a:prstGeom>
-                    <a:noFill/>
-                    <a:ln>
-                      <a:noFill/>
-                    </a:ln>
-                  </pic:spPr>
-                </pic:pic>
-              </a:graphicData>
-            </a:graphic>
-          </wp:inline>
-        </w:drawing>
-      </w:r>
-    </w:p>
-    <w:p>
-      <w:pPr>
-        <w:ind w:firstLine="0"/>
-        <w:jc w:val="center"/>
-        <w:rPr>
-          <w:rFonts w:cs="TH Sarabun New"/>
-          <w:szCs w:val="32"/>
-        </w:rPr>
-      </w:pPr>
-      <w:r>
-        <w:rPr>
-          <w:rFonts w:cs="TH Sarabun New" w:hint="cs"/>
-          <w:szCs w:val="32"/>
-          <w:cs/>
-        </w:rPr>
-        <w:t xml:space="preserve">ภาพ </w:t>
-      </w:r>
-      <w:r>
-        <w:rPr>
-          <w:rFonts w:cs="TH Sarabun New"/>
-          <w:szCs w:val="32"/>
-        </w:rPr>
-        <w:t>4-</w:t>
-      </w:r>
-      <w:r>
-        <w:rPr>
-          <w:rFonts w:cs="TH Sarabun New"/>
-          <w:szCs w:val="32"/>
-        </w:rPr>
-        <w:t>2</w:t>
-      </w:r>
-      <w:r>
-        <w:rPr>
-          <w:rFonts w:cs="TH Sarabun New"/>
-          <w:szCs w:val="32"/>
-        </w:rPr>
-        <w:t xml:space="preserve"> </w:t>
-      </w:r>
-      <w:r>
-        <w:rPr>
-          <w:rFonts w:cs="TH Sarabun New" w:hint="cs"/>
-          <w:szCs w:val="32"/>
-          <w:cs/>
-        </w:rPr>
-        <w:t>หน้าถามคำถามของผู้ใช้ทั่วไป</w:t>
-      </w:r>
-    </w:p>
-    <w:p>
-      <w:pPr>
-        <w:jc w:val="left"/>
-        <w:rPr>
-          <w:rFonts w:cs="TH Sarabun New"/>
-          <w:szCs w:val="32"/>
-        </w:rPr>
-      </w:pPr>
-      <w:r>
-        <w:rPr>
-          <w:rFonts w:cs="TH Sarabun New"/>
-          <w:szCs w:val="32"/>
-        </w:rPr>
-        <w:lastRenderedPageBreak/>
-        <w:t>4.1.</w:t>
-      </w:r>
-      <w:r>
-        <w:rPr>
-          <w:rFonts w:cs="TH Sarabun New"/>
-          <w:szCs w:val="32"/>
-        </w:rPr>
-        <w:t xml:space="preserve">3 </w:t>
-      </w:r>
-      <w:r>
-        <w:rPr>
-          <w:rFonts w:cs="TH Sarabun New" w:hint="cs"/>
-          <w:szCs w:val="32"/>
-          <w:cs/>
-        </w:rPr>
-        <w:t>หน้าเข้าสู่ระบบ</w:t>
-      </w:r>
-      <w:r>
-        <w:rPr>
-          <w:rFonts w:cs="TH Sarabun New"/>
-          <w:noProof/>
-          <w:szCs w:val="32"/>
-        </w:rPr>
-        <w:drawing>
-          <wp:inline distT="0" distB="0" distL="0" distR="0" wp14:anchorId="29E2113D" wp14:editId="5CB1DEFA">
-            <wp:extent cx="5743575" cy="2724150"/>
-            <wp:effectExtent l="0" t="0" r="9525" b="0"/>
-            <wp:docPr id="36" name="Picture 36"/>
-            <wp:cNvGraphicFramePr>
-              <a:graphicFrameLocks xmlns:a="http://schemas.openxmlformats.org/drawingml/2006/main" noChangeAspect="1"/>
-            </wp:cNvGraphicFramePr>
-            <a:graphic xmlns:a="http://schemas.openxmlformats.org/drawingml/2006/main">
-              <a:graphicData uri="http://schemas.openxmlformats.org/drawingml/2006/picture">
-                <pic:pic xmlns:pic="http://schemas.openxmlformats.org/drawingml/2006/picture">
-                  <pic:nvPicPr>
-                    <pic:cNvPr id="0" name="Picture 99"/>
                     <pic:cNvPicPr>
                       <a:picLocks noChangeAspect="1" noChangeArrowheads="1"/>
                     </pic:cNvPicPr>
@@ -466,29 +166,15 @@
           <w:rFonts w:cs="TH Sarabun New"/>
           <w:szCs w:val="32"/>
         </w:rPr>
-        <w:t>4-</w:t>
-      </w:r>
-      <w:r>
-        <w:rPr>
-          <w:rFonts w:cs="TH Sarabun New"/>
-          <w:szCs w:val="32"/>
-        </w:rPr>
-        <w:t>3</w:t>
-      </w:r>
-      <w:r>
-        <w:rPr>
-          <w:rFonts w:cs="TH Sarabun New"/>
-          <w:szCs w:val="32"/>
-        </w:rPr>
-        <w:t xml:space="preserve"> </w:t>
-      </w:r>
-      <w:r>
-        <w:rPr>
-          <w:rFonts w:cs="TH Sarabun New" w:hint="cs"/>
-          <w:szCs w:val="32"/>
-          <w:cs/>
-        </w:rPr>
-        <w:t>หน้าเข้าสู่ระบบ</w:t>
+        <w:t xml:space="preserve">4-1 </w:t>
+      </w:r>
+      <w:r>
+        <w:rPr>
+          <w:rFonts w:cs="TH Sarabun New"/>
+          <w:szCs w:val="32"/>
+          <w:cs/>
+        </w:rPr>
+        <w:t>หน้าต้อนรับ</w:t>
       </w:r>
     </w:p>
     <w:p>
@@ -504,15 +190,15 @@
           <w:rFonts w:cs="TH Sarabun New"/>
           <w:szCs w:val="32"/>
         </w:rPr>
-        <w:t xml:space="preserve">4.1.4 </w:t>
-      </w:r>
-      <w:r>
-        <w:rPr>
-          <w:rFonts w:cs="TH Sarabun New" w:hint="cs"/>
-          <w:szCs w:val="32"/>
-          <w:cs/>
-        </w:rPr>
-        <w:t>หน้าสมัครสมาชิก</w:t>
+        <w:t xml:space="preserve">4.1.2 </w:t>
+      </w:r>
+      <w:r>
+        <w:rPr>
+          <w:rFonts w:cs="TH Sarabun New" w:hint="cs"/>
+          <w:szCs w:val="32"/>
+          <w:cs/>
+        </w:rPr>
+        <w:t>หน้าถามคำถามของผู้ใช้ทั่วไป</w:t>
       </w:r>
       <w:r>
         <w:rPr>
@@ -521,10 +207,10 @@
           <w:szCs w:val="32"/>
         </w:rPr>
         <w:drawing>
-          <wp:inline distT="0" distB="0" distL="0" distR="0" wp14:anchorId="5489DF0D" wp14:editId="3B44E27E">
+          <wp:inline distT="0" distB="0" distL="0" distR="0" wp14:anchorId="49D7FCE6" wp14:editId="2EC4098B">
             <wp:extent cx="5743575" cy="2724150"/>
             <wp:effectExtent l="0" t="0" r="9525" b="0"/>
-            <wp:docPr id="37" name="Picture 37"/>
+            <wp:docPr id="35" name="Picture 35"/>
             <wp:cNvGraphicFramePr>
               <a:graphicFrameLocks xmlns:a="http://schemas.openxmlformats.org/drawingml/2006/main" noChangeAspect="1"/>
             </wp:cNvGraphicFramePr>
@@ -532,7 +218,7 @@
               <a:graphicData uri="http://schemas.openxmlformats.org/drawingml/2006/picture">
                 <pic:pic xmlns:pic="http://schemas.openxmlformats.org/drawingml/2006/picture">
                   <pic:nvPicPr>
-                    <pic:cNvPr id="0" name="Picture 100"/>
+                    <pic:cNvPr id="0" name="Picture 98"/>
                     <pic:cNvPicPr>
                       <a:picLocks noChangeAspect="1" noChangeArrowheads="1"/>
                     </pic:cNvPicPr>
@@ -575,9 +261,8 @@
         <w:ind w:firstLine="0"/>
         <w:jc w:val="center"/>
         <w:rPr>
-          <w:rFonts w:cs="TH Sarabun New" w:hint="cs"/>
-          <w:szCs w:val="32"/>
-          <w:cs/>
+          <w:rFonts w:cs="TH Sarabun New"/>
+          <w:szCs w:val="32"/>
         </w:rPr>
       </w:pPr>
       <w:r>
@@ -593,22 +278,15 @@
           <w:rFonts w:cs="TH Sarabun New"/>
           <w:szCs w:val="32"/>
         </w:rPr>
-        <w:t>4-</w:t>
-      </w:r>
-      <w:r>
-        <w:rPr>
-          <w:rFonts w:cs="TH Sarabun New"/>
-          <w:szCs w:val="32"/>
-        </w:rPr>
-        <w:t xml:space="preserve">4 </w:t>
-      </w:r>
-      <w:r>
-        <w:rPr>
-          <w:rFonts w:cs="TH Sarabun New" w:hint="cs"/>
-          <w:szCs w:val="32"/>
-          <w:cs/>
-        </w:rPr>
-        <w:t>หน้าสมัครสมาชิก</w:t>
+        <w:t xml:space="preserve">4-2 </w:t>
+      </w:r>
+      <w:r>
+        <w:rPr>
+          <w:rFonts w:cs="TH Sarabun New" w:hint="cs"/>
+          <w:szCs w:val="32"/>
+          <w:cs/>
+        </w:rPr>
+        <w:t>หน้าถามคำถามของผู้ใช้ทั่วไป</w:t>
       </w:r>
     </w:p>
     <w:p>
@@ -625,15 +303,15 @@
           <w:szCs w:val="32"/>
         </w:rPr>
         <w:lastRenderedPageBreak/>
-        <w:t xml:space="preserve">4.1.5 </w:t>
-      </w:r>
-      <w:r>
-        <w:rPr>
-          <w:rFonts w:cs="TH Sarabun New" w:hint="cs"/>
-          <w:szCs w:val="32"/>
-          <w:cs/>
-        </w:rPr>
-        <w:t>หน้าลืมรหัสผ่าน</w:t>
+        <w:t xml:space="preserve">4.1.3 </w:t>
+      </w:r>
+      <w:r>
+        <w:rPr>
+          <w:rFonts w:cs="TH Sarabun New" w:hint="cs"/>
+          <w:szCs w:val="32"/>
+          <w:cs/>
+        </w:rPr>
+        <w:t>หน้าเข้าสู่ระบบ</w:t>
       </w:r>
       <w:r>
         <w:rPr>
@@ -642,10 +320,10 @@
           <w:szCs w:val="32"/>
         </w:rPr>
         <w:drawing>
-          <wp:inline distT="0" distB="0" distL="0" distR="0" wp14:anchorId="5501DB99" wp14:editId="1935AD45">
+          <wp:inline distT="0" distB="0" distL="0" distR="0" wp14:anchorId="29E2113D" wp14:editId="5CB1DEFA">
             <wp:extent cx="5743575" cy="2724150"/>
             <wp:effectExtent l="0" t="0" r="9525" b="0"/>
-            <wp:docPr id="38" name="Picture 38"/>
+            <wp:docPr id="36" name="Picture 36"/>
             <wp:cNvGraphicFramePr>
               <a:graphicFrameLocks xmlns:a="http://schemas.openxmlformats.org/drawingml/2006/main" noChangeAspect="1"/>
             </wp:cNvGraphicFramePr>
@@ -653,7 +331,7 @@
               <a:graphicData uri="http://schemas.openxmlformats.org/drawingml/2006/picture">
                 <pic:pic xmlns:pic="http://schemas.openxmlformats.org/drawingml/2006/picture">
                   <pic:nvPicPr>
-                    <pic:cNvPr id="0" name="Picture 101"/>
+                    <pic:cNvPr id="0" name="Picture 99"/>
                     <pic:cNvPicPr>
                       <a:picLocks noChangeAspect="1" noChangeArrowheads="1"/>
                     </pic:cNvPicPr>
@@ -713,29 +391,15 @@
           <w:rFonts w:cs="TH Sarabun New"/>
           <w:szCs w:val="32"/>
         </w:rPr>
-        <w:t>4-</w:t>
-      </w:r>
-      <w:r>
-        <w:rPr>
-          <w:rFonts w:cs="TH Sarabun New"/>
-          <w:szCs w:val="32"/>
-        </w:rPr>
-        <w:t>5</w:t>
-      </w:r>
-      <w:r>
-        <w:rPr>
-          <w:rFonts w:cs="TH Sarabun New"/>
-          <w:szCs w:val="32"/>
-        </w:rPr>
-        <w:t xml:space="preserve"> </w:t>
-      </w:r>
-      <w:r>
-        <w:rPr>
-          <w:rFonts w:cs="TH Sarabun New" w:hint="cs"/>
-          <w:szCs w:val="32"/>
-          <w:cs/>
-        </w:rPr>
-        <w:t>หน้าลืมรหัสผ่าน</w:t>
+        <w:t xml:space="preserve">4-3 </w:t>
+      </w:r>
+      <w:r>
+        <w:rPr>
+          <w:rFonts w:cs="TH Sarabun New" w:hint="cs"/>
+          <w:szCs w:val="32"/>
+          <w:cs/>
+        </w:rPr>
+        <w:t>หน้าเข้าสู่ระบบ</w:t>
       </w:r>
     </w:p>
     <w:p>
@@ -743,26 +407,23 @@
         <w:jc w:val="left"/>
         <w:rPr>
           <w:rFonts w:cs="TH Sarabun New"/>
-          <w:noProof/>
-          <w:szCs w:val="32"/>
-        </w:rPr>
-      </w:pPr>
-      <w:r>
-        <w:rPr>
-          <w:rFonts w:cs="TH Sarabun New"/>
-          <w:noProof/>
-          <w:szCs w:val="32"/>
-        </w:rPr>
-        <w:t xml:space="preserve">4.1.6 </w:t>
-      </w:r>
-      <w:r>
-        <w:rPr>
-          <w:rFonts w:cs="TH Sarabun New" w:hint="cs"/>
-          <w:noProof/>
-          <w:szCs w:val="32"/>
-          <w:cs/>
-        </w:rPr>
-        <w:t>หน้าแชทของสมาชิก</w:t>
+          <w:szCs w:val="32"/>
+        </w:rPr>
+      </w:pPr>
+      <w:r>
+        <w:rPr>
+          <w:rFonts w:cs="TH Sarabun New"/>
+          <w:szCs w:val="32"/>
+        </w:rPr>
+        <w:t xml:space="preserve">4.1.4 </w:t>
+      </w:r>
+      <w:r>
+        <w:rPr>
+          <w:rFonts w:cs="TH Sarabun New" w:hint="cs"/>
+          <w:szCs w:val="32"/>
+          <w:cs/>
+        </w:rPr>
+        <w:t>หน้าสมัครสมาชิก</w:t>
       </w:r>
       <w:r>
         <w:rPr>
@@ -771,10 +432,10 @@
           <w:szCs w:val="32"/>
         </w:rPr>
         <w:drawing>
-          <wp:inline distT="0" distB="0" distL="0" distR="0" wp14:anchorId="7CBBD277" wp14:editId="31F4D900">
+          <wp:inline distT="0" distB="0" distL="0" distR="0" wp14:anchorId="5489DF0D" wp14:editId="3B44E27E">
             <wp:extent cx="5743575" cy="2724150"/>
             <wp:effectExtent l="0" t="0" r="9525" b="0"/>
-            <wp:docPr id="39" name="Picture 39"/>
+            <wp:docPr id="37" name="Picture 37"/>
             <wp:cNvGraphicFramePr>
               <a:graphicFrameLocks xmlns:a="http://schemas.openxmlformats.org/drawingml/2006/main" noChangeAspect="1"/>
             </wp:cNvGraphicFramePr>
@@ -782,7 +443,7 @@
               <a:graphicData uri="http://schemas.openxmlformats.org/drawingml/2006/picture">
                 <pic:pic xmlns:pic="http://schemas.openxmlformats.org/drawingml/2006/picture">
                   <pic:nvPicPr>
-                    <pic:cNvPr id="0" name="Picture 102"/>
+                    <pic:cNvPr id="0" name="Picture 100"/>
                     <pic:cNvPicPr>
                       <a:picLocks noChangeAspect="1" noChangeArrowheads="1"/>
                     </pic:cNvPicPr>
@@ -827,6 +488,7 @@
         <w:rPr>
           <w:rFonts w:cs="TH Sarabun New"/>
           <w:szCs w:val="32"/>
+          <w:cs/>
         </w:rPr>
       </w:pPr>
       <w:r>
@@ -842,23 +504,15 @@
           <w:rFonts w:cs="TH Sarabun New"/>
           <w:szCs w:val="32"/>
         </w:rPr>
-        <w:t>4-</w:t>
-      </w:r>
-      <w:r>
-        <w:rPr>
-          <w:rFonts w:cs="TH Sarabun New"/>
-          <w:szCs w:val="32"/>
-        </w:rPr>
-        <w:t xml:space="preserve">6 </w:t>
-      </w:r>
-      <w:r>
-        <w:rPr>
-          <w:rFonts w:cs="TH Sarabun New" w:hint="cs"/>
-          <w:noProof/>
-          <w:szCs w:val="32"/>
-          <w:cs/>
-        </w:rPr>
-        <w:t>หน้าแชทของสมาชิก</w:t>
+        <w:t xml:space="preserve">4-4 </w:t>
+      </w:r>
+      <w:r>
+        <w:rPr>
+          <w:rFonts w:cs="TH Sarabun New" w:hint="cs"/>
+          <w:szCs w:val="32"/>
+          <w:cs/>
+        </w:rPr>
+        <w:t>หน้าสมัครสมาชิก</w:t>
       </w:r>
     </w:p>
     <w:p>
@@ -866,27 +520,24 @@
         <w:jc w:val="left"/>
         <w:rPr>
           <w:rFonts w:cs="TH Sarabun New"/>
-          <w:noProof/>
-          <w:szCs w:val="32"/>
-        </w:rPr>
-      </w:pPr>
-      <w:r>
-        <w:rPr>
-          <w:rFonts w:cs="TH Sarabun New"/>
-          <w:noProof/>
+          <w:szCs w:val="32"/>
+        </w:rPr>
+      </w:pPr>
+      <w:r>
+        <w:rPr>
+          <w:rFonts w:cs="TH Sarabun New"/>
           <w:szCs w:val="32"/>
         </w:rPr>
         <w:lastRenderedPageBreak/>
-        <w:t xml:space="preserve">4.1.7 </w:t>
-      </w:r>
-      <w:r>
-        <w:rPr>
-          <w:rFonts w:cs="TH Sarabun New" w:hint="cs"/>
-          <w:noProof/>
-          <w:szCs w:val="32"/>
-          <w:cs/>
-        </w:rPr>
-        <w:t>หน้าแดชบอร์ด</w:t>
+        <w:t xml:space="preserve">4.1.5 </w:t>
+      </w:r>
+      <w:r>
+        <w:rPr>
+          <w:rFonts w:cs="TH Sarabun New" w:hint="cs"/>
+          <w:szCs w:val="32"/>
+          <w:cs/>
+        </w:rPr>
+        <w:t>หน้าลืมรหัสผ่าน</w:t>
       </w:r>
       <w:r>
         <w:rPr>
@@ -895,10 +546,10 @@
           <w:szCs w:val="32"/>
         </w:rPr>
         <w:drawing>
-          <wp:inline distT="0" distB="0" distL="0" distR="0" wp14:anchorId="6EEFE42D" wp14:editId="57C16963">
-            <wp:extent cx="5753100" cy="5391150"/>
-            <wp:effectExtent l="0" t="0" r="0" b="0"/>
-            <wp:docPr id="40" name="Picture 40"/>
+          <wp:inline distT="0" distB="0" distL="0" distR="0" wp14:anchorId="5501DB99" wp14:editId="1935AD45">
+            <wp:extent cx="5743575" cy="2724150"/>
+            <wp:effectExtent l="0" t="0" r="9525" b="0"/>
+            <wp:docPr id="38" name="Picture 38"/>
             <wp:cNvGraphicFramePr>
               <a:graphicFrameLocks xmlns:a="http://schemas.openxmlformats.org/drawingml/2006/main" noChangeAspect="1"/>
             </wp:cNvGraphicFramePr>
@@ -906,7 +557,7 @@
               <a:graphicData uri="http://schemas.openxmlformats.org/drawingml/2006/picture">
                 <pic:pic xmlns:pic="http://schemas.openxmlformats.org/drawingml/2006/picture">
                   <pic:nvPicPr>
-                    <pic:cNvPr id="0" name="Picture 103"/>
+                    <pic:cNvPr id="0" name="Picture 101"/>
                     <pic:cNvPicPr>
                       <a:picLocks noChangeAspect="1" noChangeArrowheads="1"/>
                     </pic:cNvPicPr>
@@ -927,7 +578,7 @@
                   <pic:spPr bwMode="auto">
                     <a:xfrm>
                       <a:off x="0" y="0"/>
-                      <a:ext cx="5753100" cy="5391150"/>
+                      <a:ext cx="5743575" cy="2724150"/>
                     </a:xfrm>
                     <a:prstGeom prst="rect">
                       <a:avLst/>
@@ -966,23 +617,15 @@
           <w:rFonts w:cs="TH Sarabun New"/>
           <w:szCs w:val="32"/>
         </w:rPr>
-        <w:t>4</w:t>
-      </w:r>
-      <w:r>
-        <w:rPr>
-          <w:rFonts w:cs="TH Sarabun New"/>
-          <w:szCs w:val="32"/>
-        </w:rPr>
-        <w:t xml:space="preserve">-7 </w:t>
-      </w:r>
-      <w:r>
-        <w:rPr>
-          <w:rFonts w:cs="TH Sarabun New" w:hint="cs"/>
-          <w:noProof/>
-          <w:szCs w:val="32"/>
-          <w:cs/>
-        </w:rPr>
-        <w:t>หน้าแดชบอร์ด</w:t>
+        <w:t xml:space="preserve">4-5 </w:t>
+      </w:r>
+      <w:r>
+        <w:rPr>
+          <w:rFonts w:cs="TH Sarabun New" w:hint="cs"/>
+          <w:szCs w:val="32"/>
+          <w:cs/>
+        </w:rPr>
+        <w:t>หน้าลืมรหัสผ่าน</w:t>
       </w:r>
     </w:p>
     <w:p>
@@ -994,33 +637,22 @@
           <w:szCs w:val="32"/>
         </w:rPr>
       </w:pPr>
-    </w:p>
-    <w:p>
-      <w:pPr>
-        <w:jc w:val="left"/>
-        <w:rPr>
-          <w:rFonts w:cs="TH Sarabun New"/>
-          <w:noProof/>
-          <w:szCs w:val="32"/>
-        </w:rPr>
-      </w:pPr>
-      <w:r>
-        <w:rPr>
-          <w:rFonts w:cs="TH Sarabun New"/>
-          <w:noProof/>
-          <w:szCs w:val="32"/>
-        </w:rPr>
-        <w:lastRenderedPageBreak/>
-        <w:t xml:space="preserve">4.1.8 </w:t>
-      </w:r>
-      <w:r>
-        <w:rPr>
-          <w:rFonts w:cs="TH Sarabun New" w:hint="cs"/>
-          <w:noProof/>
-          <w:szCs w:val="32"/>
-          <w:cs/>
-        </w:rPr>
-        <w:t>หน้าดูรายชื่อหน่วยงานในระบบ</w:t>
+      <w:r>
+        <w:rPr>
+          <w:rFonts w:cs="TH Sarabun New"/>
+          <w:noProof/>
+          <w:szCs w:val="32"/>
+        </w:rPr>
+        <w:t xml:space="preserve">4.1.6 </w:t>
+      </w:r>
+      <w:r>
+        <w:rPr>
+          <w:rFonts w:cs="TH Sarabun New" w:hint="cs"/>
+          <w:noProof/>
+          <w:szCs w:val="32"/>
+          <w:cs/>
+        </w:rPr>
+        <w:t>หน้าแชทของสมาชิก</w:t>
       </w:r>
       <w:r>
         <w:rPr>
@@ -1029,10 +661,10 @@
           <w:szCs w:val="32"/>
         </w:rPr>
         <w:drawing>
-          <wp:inline distT="0" distB="0" distL="0" distR="0" wp14:anchorId="32C064FE" wp14:editId="30CD8704">
+          <wp:inline distT="0" distB="0" distL="0" distR="0" wp14:anchorId="7CBBD277" wp14:editId="31F4D900">
             <wp:extent cx="5743575" cy="2724150"/>
             <wp:effectExtent l="0" t="0" r="9525" b="0"/>
-            <wp:docPr id="41" name="Picture 41"/>
+            <wp:docPr id="39" name="Picture 39"/>
             <wp:cNvGraphicFramePr>
               <a:graphicFrameLocks xmlns:a="http://schemas.openxmlformats.org/drawingml/2006/main" noChangeAspect="1"/>
             </wp:cNvGraphicFramePr>
@@ -1040,7 +672,7 @@
               <a:graphicData uri="http://schemas.openxmlformats.org/drawingml/2006/picture">
                 <pic:pic xmlns:pic="http://schemas.openxmlformats.org/drawingml/2006/picture">
                   <pic:nvPicPr>
-                    <pic:cNvPr id="0" name="Picture 104"/>
+                    <pic:cNvPr id="0" name="Picture 102"/>
                     <pic:cNvPicPr>
                       <a:picLocks noChangeAspect="1" noChangeArrowheads="1"/>
                     </pic:cNvPicPr>
@@ -1084,7 +716,6 @@
         <w:jc w:val="center"/>
         <w:rPr>
           <w:rFonts w:cs="TH Sarabun New"/>
-          <w:noProof/>
           <w:szCs w:val="32"/>
         </w:rPr>
       </w:pPr>
@@ -1101,30 +732,16 @@
           <w:rFonts w:cs="TH Sarabun New"/>
           <w:szCs w:val="32"/>
         </w:rPr>
-        <w:t>4-</w:t>
-      </w:r>
-      <w:r>
-        <w:rPr>
-          <w:rFonts w:cs="TH Sarabun New"/>
-          <w:szCs w:val="32"/>
-        </w:rPr>
-        <w:t>8</w:t>
-      </w:r>
-      <w:r>
-        <w:rPr>
-          <w:rFonts w:cs="TH Sarabun New"/>
-          <w:szCs w:val="32"/>
-        </w:rPr>
-        <w:t xml:space="preserve"> </w:t>
-      </w:r>
-      <w:r>
-        <w:rPr>
-          <w:rFonts w:cs="TH Sarabun New" w:hint="cs"/>
-          <w:noProof/>
-          <w:szCs w:val="32"/>
-          <w:cs/>
-        </w:rPr>
-        <w:t>หน้าดูรายชื่อหน่วยงานในระบบ</w:t>
+        <w:t xml:space="preserve">4-6 </w:t>
+      </w:r>
+      <w:r>
+        <w:rPr>
+          <w:rFonts w:cs="TH Sarabun New" w:hint="cs"/>
+          <w:noProof/>
+          <w:szCs w:val="32"/>
+          <w:cs/>
+        </w:rPr>
+        <w:t>หน้าแชทของสมาชิก</w:t>
       </w:r>
     </w:p>
     <w:p>
@@ -1142,16 +759,17 @@
           <w:noProof/>
           <w:szCs w:val="32"/>
         </w:rPr>
-        <w:t xml:space="preserve">4.1.9 </w:t>
-      </w:r>
-      <w:r>
-        <w:rPr>
-          <w:rFonts w:cs="TH Sarabun New" w:hint="cs"/>
-          <w:noProof/>
-          <w:szCs w:val="32"/>
-          <w:cs/>
-        </w:rPr>
-        <w:t>หน้าเพิ่มหน่วยงาน</w:t>
+        <w:lastRenderedPageBreak/>
+        <w:t xml:space="preserve">4.1.7 </w:t>
+      </w:r>
+      <w:r>
+        <w:rPr>
+          <w:rFonts w:cs="TH Sarabun New" w:hint="cs"/>
+          <w:noProof/>
+          <w:szCs w:val="32"/>
+          <w:cs/>
+        </w:rPr>
+        <w:t>หน้าแดชบอร์ด</w:t>
       </w:r>
       <w:r>
         <w:rPr>
@@ -1160,10 +778,10 @@
           <w:szCs w:val="32"/>
         </w:rPr>
         <w:drawing>
-          <wp:inline distT="0" distB="0" distL="0" distR="0" wp14:anchorId="0BB7D30B" wp14:editId="1898965F">
-            <wp:extent cx="5743575" cy="2724150"/>
-            <wp:effectExtent l="0" t="0" r="9525" b="0"/>
-            <wp:docPr id="42" name="Picture 42"/>
+          <wp:inline distT="0" distB="0" distL="0" distR="0" wp14:anchorId="6EEFE42D" wp14:editId="57C16963">
+            <wp:extent cx="5753100" cy="5391150"/>
+            <wp:effectExtent l="0" t="0" r="0" b="0"/>
+            <wp:docPr id="40" name="Picture 40"/>
             <wp:cNvGraphicFramePr>
               <a:graphicFrameLocks xmlns:a="http://schemas.openxmlformats.org/drawingml/2006/main" noChangeAspect="1"/>
             </wp:cNvGraphicFramePr>
@@ -1171,7 +789,7 @@
               <a:graphicData uri="http://schemas.openxmlformats.org/drawingml/2006/picture">
                 <pic:pic xmlns:pic="http://schemas.openxmlformats.org/drawingml/2006/picture">
                   <pic:nvPicPr>
-                    <pic:cNvPr id="0" name="Picture 105"/>
+                    <pic:cNvPr id="0" name="Picture 103"/>
                     <pic:cNvPicPr>
                       <a:picLocks noChangeAspect="1" noChangeArrowheads="1"/>
                     </pic:cNvPicPr>
@@ -1192,7 +810,7 @@
                   <pic:spPr bwMode="auto">
                     <a:xfrm>
                       <a:off x="0" y="0"/>
-                      <a:ext cx="5743575" cy="2724150"/>
+                      <a:ext cx="5753100" cy="5391150"/>
                     </a:xfrm>
                     <a:prstGeom prst="rect">
                       <a:avLst/>
@@ -1215,7 +833,6 @@
         <w:jc w:val="center"/>
         <w:rPr>
           <w:rFonts w:cs="TH Sarabun New"/>
-          <w:noProof/>
           <w:szCs w:val="32"/>
         </w:rPr>
       </w:pPr>
@@ -1232,30 +849,16 @@
           <w:rFonts w:cs="TH Sarabun New"/>
           <w:szCs w:val="32"/>
         </w:rPr>
-        <w:t>4-</w:t>
-      </w:r>
-      <w:r>
-        <w:rPr>
-          <w:rFonts w:cs="TH Sarabun New"/>
-          <w:szCs w:val="32"/>
-        </w:rPr>
-        <w:t>9</w:t>
-      </w:r>
-      <w:r>
-        <w:rPr>
-          <w:rFonts w:cs="TH Sarabun New"/>
-          <w:szCs w:val="32"/>
-        </w:rPr>
-        <w:t xml:space="preserve"> </w:t>
-      </w:r>
-      <w:r>
-        <w:rPr>
-          <w:rFonts w:cs="TH Sarabun New" w:hint="cs"/>
-          <w:noProof/>
-          <w:szCs w:val="32"/>
-          <w:cs/>
-        </w:rPr>
-        <w:t>หน้าเพิ่มหน่วยงาน</w:t>
+        <w:t xml:space="preserve">4-7 </w:t>
+      </w:r>
+      <w:r>
+        <w:rPr>
+          <w:rFonts w:cs="TH Sarabun New" w:hint="cs"/>
+          <w:noProof/>
+          <w:szCs w:val="32"/>
+          <w:cs/>
+        </w:rPr>
+        <w:t>หน้าแดชบอร์ด</w:t>
       </w:r>
     </w:p>
     <w:p>
@@ -1267,6 +870,16 @@
           <w:szCs w:val="32"/>
         </w:rPr>
       </w:pPr>
+    </w:p>
+    <w:p>
+      <w:pPr>
+        <w:jc w:val="left"/>
+        <w:rPr>
+          <w:rFonts w:cs="TH Sarabun New"/>
+          <w:noProof/>
+          <w:szCs w:val="32"/>
+        </w:rPr>
+      </w:pPr>
       <w:r>
         <w:rPr>
           <w:rFonts w:cs="TH Sarabun New"/>
@@ -1274,16 +887,16 @@
           <w:szCs w:val="32"/>
         </w:rPr>
         <w:lastRenderedPageBreak/>
-        <w:t xml:space="preserve">4.1.10 </w:t>
-      </w:r>
-      <w:r>
-        <w:rPr>
-          <w:rFonts w:cs="TH Sarabun New" w:hint="cs"/>
-          <w:noProof/>
-          <w:szCs w:val="32"/>
-          <w:cs/>
-        </w:rPr>
-        <w:t>หน้าแก้ไขข้อมูลหน่วยงาน</w:t>
+        <w:t xml:space="preserve">4.1.8 </w:t>
+      </w:r>
+      <w:r>
+        <w:rPr>
+          <w:rFonts w:cs="TH Sarabun New" w:hint="cs"/>
+          <w:noProof/>
+          <w:szCs w:val="32"/>
+          <w:cs/>
+        </w:rPr>
+        <w:t>หน้าดูรายชื่อหน่วยงานในระบบ</w:t>
       </w:r>
       <w:r>
         <w:rPr>
@@ -1292,10 +905,10 @@
           <w:szCs w:val="32"/>
         </w:rPr>
         <w:drawing>
-          <wp:inline distT="0" distB="0" distL="0" distR="0" wp14:anchorId="1027E541" wp14:editId="19B6E5BF">
+          <wp:inline distT="0" distB="0" distL="0" distR="0" wp14:anchorId="32C064FE" wp14:editId="30CD8704">
             <wp:extent cx="5743575" cy="2724150"/>
             <wp:effectExtent l="0" t="0" r="9525" b="0"/>
-            <wp:docPr id="43" name="Picture 43"/>
+            <wp:docPr id="41" name="Picture 41"/>
             <wp:cNvGraphicFramePr>
               <a:graphicFrameLocks xmlns:a="http://schemas.openxmlformats.org/drawingml/2006/main" noChangeAspect="1"/>
             </wp:cNvGraphicFramePr>
@@ -1303,7 +916,7 @@
               <a:graphicData uri="http://schemas.openxmlformats.org/drawingml/2006/picture">
                 <pic:pic xmlns:pic="http://schemas.openxmlformats.org/drawingml/2006/picture">
                   <pic:nvPicPr>
-                    <pic:cNvPr id="0" name="Picture 106"/>
+                    <pic:cNvPr id="0" name="Picture 104"/>
                     <pic:cNvPicPr>
                       <a:picLocks noChangeAspect="1" noChangeArrowheads="1"/>
                     </pic:cNvPicPr>
@@ -1364,30 +977,16 @@
           <w:rFonts w:cs="TH Sarabun New"/>
           <w:szCs w:val="32"/>
         </w:rPr>
-        <w:t>4-</w:t>
-      </w:r>
-      <w:r>
-        <w:rPr>
-          <w:rFonts w:cs="TH Sarabun New"/>
-          <w:szCs w:val="32"/>
-        </w:rPr>
-        <w:t>10</w:t>
-      </w:r>
-      <w:r>
-        <w:rPr>
-          <w:rFonts w:cs="TH Sarabun New"/>
-          <w:szCs w:val="32"/>
-        </w:rPr>
-        <w:t xml:space="preserve"> </w:t>
-      </w:r>
-      <w:r>
-        <w:rPr>
-          <w:rFonts w:cs="TH Sarabun New" w:hint="cs"/>
-          <w:noProof/>
-          <w:szCs w:val="32"/>
-          <w:cs/>
-        </w:rPr>
-        <w:t>หน้าแก้ไขข้อมูลหน่วยงาน</w:t>
+        <w:t xml:space="preserve">4-8 </w:t>
+      </w:r>
+      <w:r>
+        <w:rPr>
+          <w:rFonts w:cs="TH Sarabun New" w:hint="cs"/>
+          <w:noProof/>
+          <w:szCs w:val="32"/>
+          <w:cs/>
+        </w:rPr>
+        <w:t>หน้าดูรายชื่อหน่วยงานในระบบ</w:t>
       </w:r>
     </w:p>
     <w:p>
@@ -1405,25 +1004,16 @@
           <w:noProof/>
           <w:szCs w:val="32"/>
         </w:rPr>
-        <w:t xml:space="preserve">4.1.11 </w:t>
-      </w:r>
-      <w:r>
-        <w:rPr>
-          <w:rFonts w:cs="TH Sarabun New" w:hint="cs"/>
-          <w:noProof/>
-          <w:szCs w:val="32"/>
-          <w:cs/>
-        </w:rPr>
-        <w:t>หน้า</w:t>
-      </w:r>
-      <w:r>
-        <w:rPr>
-          <w:rFonts w:cs="TH Sarabun New" w:hint="cs"/>
-          <w:noProof/>
-          <w:szCs w:val="32"/>
-          <w:cs/>
-        </w:rPr>
-        <w:t>ดูข้อมูลการเชื่อมต่อ</w:t>
+        <w:t xml:space="preserve">4.1.9 </w:t>
+      </w:r>
+      <w:r>
+        <w:rPr>
+          <w:rFonts w:cs="TH Sarabun New" w:hint="cs"/>
+          <w:noProof/>
+          <w:szCs w:val="32"/>
+          <w:cs/>
+        </w:rPr>
+        <w:t>หน้าเพิ่มหน่วยงาน</w:t>
       </w:r>
       <w:r>
         <w:rPr>
@@ -1432,10 +1022,10 @@
           <w:szCs w:val="32"/>
         </w:rPr>
         <w:drawing>
-          <wp:inline distT="0" distB="0" distL="0" distR="0" wp14:anchorId="1F68635C" wp14:editId="465DDB67">
+          <wp:inline distT="0" distB="0" distL="0" distR="0" wp14:anchorId="0BB7D30B" wp14:editId="1898965F">
             <wp:extent cx="5743575" cy="2724150"/>
             <wp:effectExtent l="0" t="0" r="9525" b="0"/>
-            <wp:docPr id="44" name="Picture 44"/>
+            <wp:docPr id="42" name="Picture 42"/>
             <wp:cNvGraphicFramePr>
               <a:graphicFrameLocks xmlns:a="http://schemas.openxmlformats.org/drawingml/2006/main" noChangeAspect="1"/>
             </wp:cNvGraphicFramePr>
@@ -1443,7 +1033,7 @@
               <a:graphicData uri="http://schemas.openxmlformats.org/drawingml/2006/picture">
                 <pic:pic xmlns:pic="http://schemas.openxmlformats.org/drawingml/2006/picture">
                   <pic:nvPicPr>
-                    <pic:cNvPr id="0" name="Picture 107"/>
+                    <pic:cNvPr id="0" name="Picture 105"/>
                     <pic:cNvPicPr>
                       <a:picLocks noChangeAspect="1" noChangeArrowheads="1"/>
                     </pic:cNvPicPr>
@@ -1487,6 +1077,7 @@
         <w:jc w:val="center"/>
         <w:rPr>
           <w:rFonts w:cs="TH Sarabun New"/>
+          <w:noProof/>
           <w:szCs w:val="32"/>
         </w:rPr>
       </w:pPr>
@@ -1503,23 +1094,16 @@
           <w:rFonts w:cs="TH Sarabun New"/>
           <w:szCs w:val="32"/>
         </w:rPr>
-        <w:t>4-1</w:t>
-      </w:r>
-      <w:r>
-        <w:rPr>
-          <w:rFonts w:cs="TH Sarabun New"/>
-          <w:szCs w:val="32"/>
-        </w:rPr>
-        <w:t xml:space="preserve">1 </w:t>
-      </w:r>
-      <w:r>
-        <w:rPr>
-          <w:rFonts w:cs="TH Sarabun New" w:hint="cs"/>
-          <w:noProof/>
-          <w:szCs w:val="32"/>
-          <w:cs/>
-        </w:rPr>
-        <w:t>หน้าดูข้อมูลการเชื่อมต่อ</w:t>
+        <w:t xml:space="preserve">4-9 </w:t>
+      </w:r>
+      <w:r>
+        <w:rPr>
+          <w:rFonts w:cs="TH Sarabun New" w:hint="cs"/>
+          <w:noProof/>
+          <w:szCs w:val="32"/>
+          <w:cs/>
+        </w:rPr>
+        <w:t>หน้าเพิ่มหน่วยงาน</w:t>
       </w:r>
     </w:p>
     <w:p>
@@ -1538,16 +1122,16 @@
           <w:szCs w:val="32"/>
         </w:rPr>
         <w:lastRenderedPageBreak/>
-        <w:t xml:space="preserve">4.1.12 </w:t>
-      </w:r>
-      <w:r>
-        <w:rPr>
-          <w:rFonts w:cs="TH Sarabun New" w:hint="cs"/>
-          <w:noProof/>
-          <w:szCs w:val="32"/>
-          <w:cs/>
-        </w:rPr>
-        <w:t>หน้าดูสถิติ</w:t>
+        <w:t xml:space="preserve">4.1.10 </w:t>
+      </w:r>
+      <w:r>
+        <w:rPr>
+          <w:rFonts w:cs="TH Sarabun New" w:hint="cs"/>
+          <w:noProof/>
+          <w:szCs w:val="32"/>
+          <w:cs/>
+        </w:rPr>
+        <w:t>หน้าแก้ไขข้อมูลหน่วยงาน</w:t>
       </w:r>
       <w:r>
         <w:rPr>
@@ -1556,10 +1140,10 @@
           <w:szCs w:val="32"/>
         </w:rPr>
         <w:drawing>
-          <wp:inline distT="0" distB="0" distL="0" distR="0" wp14:anchorId="22F9262B" wp14:editId="24C8CC99">
+          <wp:inline distT="0" distB="0" distL="0" distR="0" wp14:anchorId="1027E541" wp14:editId="19B6E5BF">
             <wp:extent cx="5743575" cy="2724150"/>
             <wp:effectExtent l="0" t="0" r="9525" b="0"/>
-            <wp:docPr id="45" name="Picture 45"/>
+            <wp:docPr id="43" name="Picture 43"/>
             <wp:cNvGraphicFramePr>
               <a:graphicFrameLocks xmlns:a="http://schemas.openxmlformats.org/drawingml/2006/main" noChangeAspect="1"/>
             </wp:cNvGraphicFramePr>
@@ -1567,7 +1151,7 @@
               <a:graphicData uri="http://schemas.openxmlformats.org/drawingml/2006/picture">
                 <pic:pic xmlns:pic="http://schemas.openxmlformats.org/drawingml/2006/picture">
                   <pic:nvPicPr>
-                    <pic:cNvPr id="0" name="Picture 108"/>
+                    <pic:cNvPr id="0" name="Picture 106"/>
                     <pic:cNvPicPr>
                       <a:picLocks noChangeAspect="1" noChangeArrowheads="1"/>
                     </pic:cNvPicPr>
@@ -1611,6 +1195,7 @@
         <w:jc w:val="center"/>
         <w:rPr>
           <w:rFonts w:cs="TH Sarabun New"/>
+          <w:noProof/>
           <w:szCs w:val="32"/>
         </w:rPr>
       </w:pPr>
@@ -1627,23 +1212,16 @@
           <w:rFonts w:cs="TH Sarabun New"/>
           <w:szCs w:val="32"/>
         </w:rPr>
-        <w:t>4-1</w:t>
-      </w:r>
-      <w:r>
-        <w:rPr>
-          <w:rFonts w:cs="TH Sarabun New"/>
-          <w:szCs w:val="32"/>
-        </w:rPr>
-        <w:t xml:space="preserve">2 </w:t>
-      </w:r>
-      <w:r>
-        <w:rPr>
-          <w:rFonts w:cs="TH Sarabun New" w:hint="cs"/>
-          <w:noProof/>
-          <w:szCs w:val="32"/>
-          <w:cs/>
-        </w:rPr>
-        <w:t>หน้าดูสถิติ</w:t>
+        <w:t xml:space="preserve">4-10 </w:t>
+      </w:r>
+      <w:r>
+        <w:rPr>
+          <w:rFonts w:cs="TH Sarabun New" w:hint="cs"/>
+          <w:noProof/>
+          <w:szCs w:val="32"/>
+          <w:cs/>
+        </w:rPr>
+        <w:t>หน้าแก้ไขข้อมูลหน่วยงาน</w:t>
       </w:r>
     </w:p>
     <w:p>
@@ -1661,16 +1239,25 @@
           <w:noProof/>
           <w:szCs w:val="32"/>
         </w:rPr>
-        <w:t xml:space="preserve">4.1.13 </w:t>
-      </w:r>
-      <w:r>
-        <w:rPr>
-          <w:rFonts w:cs="TH Sarabun New" w:hint="cs"/>
-          <w:noProof/>
-          <w:szCs w:val="32"/>
-          <w:cs/>
-        </w:rPr>
-        <w:t>หน้าดูข้อมูลทั่วไปของหน่วยงาน</w:t>
+        <w:t xml:space="preserve">4.1.11 </w:t>
+      </w:r>
+      <w:r>
+        <w:rPr>
+          <w:rFonts w:cs="TH Sarabun New" w:hint="cs"/>
+          <w:noProof/>
+          <w:szCs w:val="32"/>
+          <w:cs/>
+        </w:rPr>
+        <w:t>หน้า</w:t>
+      </w:r>
+      <w:r>
+        <w:rPr>
+          <w:rFonts w:cs="TH Sarabun New" w:hint="cs"/>
+          <w:noProof/>
+          <w:szCs w:val="32"/>
+          <w:cs/>
+        </w:rPr>
+        <w:t>ดูข้อมูลการเชื่อมต่อ</w:t>
       </w:r>
       <w:r>
         <w:rPr>
@@ -1679,10 +1266,10 @@
           <w:szCs w:val="32"/>
         </w:rPr>
         <w:drawing>
-          <wp:inline distT="0" distB="0" distL="0" distR="0" wp14:anchorId="7C90F38C" wp14:editId="1A46AF89">
+          <wp:inline distT="0" distB="0" distL="0" distR="0" wp14:anchorId="1F68635C" wp14:editId="465DDB67">
             <wp:extent cx="5743575" cy="2724150"/>
             <wp:effectExtent l="0" t="0" r="9525" b="0"/>
-            <wp:docPr id="46" name="Picture 46"/>
+            <wp:docPr id="44" name="Picture 44"/>
             <wp:cNvGraphicFramePr>
               <a:graphicFrameLocks xmlns:a="http://schemas.openxmlformats.org/drawingml/2006/main" noChangeAspect="1"/>
             </wp:cNvGraphicFramePr>
@@ -1690,7 +1277,7 @@
               <a:graphicData uri="http://schemas.openxmlformats.org/drawingml/2006/picture">
                 <pic:pic xmlns:pic="http://schemas.openxmlformats.org/drawingml/2006/picture">
                   <pic:nvPicPr>
-                    <pic:cNvPr id="0" name="Picture 109"/>
+                    <pic:cNvPr id="0" name="Picture 107"/>
                     <pic:cNvPicPr>
                       <a:picLocks noChangeAspect="1" noChangeArrowheads="1"/>
                     </pic:cNvPicPr>
@@ -1734,7 +1321,6 @@
         <w:jc w:val="center"/>
         <w:rPr>
           <w:rFonts w:cs="TH Sarabun New"/>
-          <w:noProof/>
           <w:szCs w:val="32"/>
         </w:rPr>
       </w:pPr>
@@ -1751,30 +1337,16 @@
           <w:rFonts w:cs="TH Sarabun New"/>
           <w:szCs w:val="32"/>
         </w:rPr>
-        <w:t>4-1</w:t>
-      </w:r>
-      <w:r>
-        <w:rPr>
-          <w:rFonts w:cs="TH Sarabun New"/>
-          <w:szCs w:val="32"/>
-        </w:rPr>
-        <w:t>3</w:t>
-      </w:r>
-      <w:r>
-        <w:rPr>
-          <w:rFonts w:cs="TH Sarabun New"/>
-          <w:szCs w:val="32"/>
-        </w:rPr>
-        <w:t xml:space="preserve"> </w:t>
-      </w:r>
-      <w:r>
-        <w:rPr>
-          <w:rFonts w:cs="TH Sarabun New" w:hint="cs"/>
-          <w:noProof/>
-          <w:szCs w:val="32"/>
-          <w:cs/>
-        </w:rPr>
-        <w:t>หน้าดูข้อมูลทั่วไปของหน่วยงาน</w:t>
+        <w:t xml:space="preserve">4-11 </w:t>
+      </w:r>
+      <w:r>
+        <w:rPr>
+          <w:rFonts w:cs="TH Sarabun New" w:hint="cs"/>
+          <w:noProof/>
+          <w:szCs w:val="32"/>
+          <w:cs/>
+        </w:rPr>
+        <w:t>หน้าดูข้อมูลการเชื่อมต่อ</w:t>
       </w:r>
     </w:p>
     <w:p>
@@ -1793,16 +1365,16 @@
           <w:szCs w:val="32"/>
         </w:rPr>
         <w:lastRenderedPageBreak/>
-        <w:t xml:space="preserve">4.1.14 </w:t>
-      </w:r>
-      <w:r>
-        <w:rPr>
-          <w:rFonts w:cs="TH Sarabun New" w:hint="cs"/>
-          <w:noProof/>
-          <w:szCs w:val="32"/>
-          <w:cs/>
-        </w:rPr>
-        <w:t>หน้าดูประวัติการสนทนา</w:t>
+        <w:t xml:space="preserve">4.1.12 </w:t>
+      </w:r>
+      <w:r>
+        <w:rPr>
+          <w:rFonts w:cs="TH Sarabun New" w:hint="cs"/>
+          <w:noProof/>
+          <w:szCs w:val="32"/>
+          <w:cs/>
+        </w:rPr>
+        <w:t>หน้าดูสถิติ</w:t>
       </w:r>
       <w:r>
         <w:rPr>
@@ -1811,10 +1383,10 @@
           <w:szCs w:val="32"/>
         </w:rPr>
         <w:drawing>
-          <wp:inline distT="0" distB="0" distL="0" distR="0" wp14:anchorId="14BA933D" wp14:editId="56A5309C">
+          <wp:inline distT="0" distB="0" distL="0" distR="0" wp14:anchorId="22F9262B" wp14:editId="24C8CC99">
             <wp:extent cx="5743575" cy="2724150"/>
             <wp:effectExtent l="0" t="0" r="9525" b="0"/>
-            <wp:docPr id="47" name="Picture 47"/>
+            <wp:docPr id="45" name="Picture 45"/>
             <wp:cNvGraphicFramePr>
               <a:graphicFrameLocks xmlns:a="http://schemas.openxmlformats.org/drawingml/2006/main" noChangeAspect="1"/>
             </wp:cNvGraphicFramePr>
@@ -1822,7 +1394,7 @@
               <a:graphicData uri="http://schemas.openxmlformats.org/drawingml/2006/picture">
                 <pic:pic xmlns:pic="http://schemas.openxmlformats.org/drawingml/2006/picture">
                   <pic:nvPicPr>
-                    <pic:cNvPr id="0" name="Picture 110"/>
+                    <pic:cNvPr id="0" name="Picture 108"/>
                     <pic:cNvPicPr>
                       <a:picLocks noChangeAspect="1" noChangeArrowheads="1"/>
                     </pic:cNvPicPr>
@@ -1882,23 +1454,16 @@
           <w:rFonts w:cs="TH Sarabun New"/>
           <w:szCs w:val="32"/>
         </w:rPr>
-        <w:t>4-1</w:t>
-      </w:r>
-      <w:r>
-        <w:rPr>
-          <w:rFonts w:cs="TH Sarabun New"/>
-          <w:szCs w:val="32"/>
-        </w:rPr>
-        <w:t xml:space="preserve">4 </w:t>
-      </w:r>
-      <w:r>
-        <w:rPr>
-          <w:rFonts w:cs="TH Sarabun New" w:hint="cs"/>
-          <w:noProof/>
-          <w:szCs w:val="32"/>
-          <w:cs/>
-        </w:rPr>
-        <w:t>หน้าดูประวัติการสนทนา</w:t>
+        <w:t xml:space="preserve">4-12 </w:t>
+      </w:r>
+      <w:r>
+        <w:rPr>
+          <w:rFonts w:cs="TH Sarabun New" w:hint="cs"/>
+          <w:noProof/>
+          <w:szCs w:val="32"/>
+          <w:cs/>
+        </w:rPr>
+        <w:t>หน้าดูสถิติ</w:t>
       </w:r>
     </w:p>
     <w:p>
@@ -1916,16 +1481,16 @@
           <w:noProof/>
           <w:szCs w:val="32"/>
         </w:rPr>
-        <w:t xml:space="preserve">4.1.15 </w:t>
-      </w:r>
-      <w:r>
-        <w:rPr>
-          <w:rFonts w:cs="TH Sarabun New" w:hint="cs"/>
-          <w:noProof/>
-          <w:szCs w:val="32"/>
-          <w:cs/>
-        </w:rPr>
-        <w:t>หน้าดูรายละเอียดประวัติการสนทนา</w:t>
+        <w:t xml:space="preserve">4.1.13 </w:t>
+      </w:r>
+      <w:r>
+        <w:rPr>
+          <w:rFonts w:cs="TH Sarabun New" w:hint="cs"/>
+          <w:noProof/>
+          <w:szCs w:val="32"/>
+          <w:cs/>
+        </w:rPr>
+        <w:t>หน้าดูข้อมูลทั่วไปของหน่วยงาน</w:t>
       </w:r>
       <w:r>
         <w:rPr>
@@ -1934,10 +1499,10 @@
           <w:szCs w:val="32"/>
         </w:rPr>
         <w:drawing>
-          <wp:inline distT="0" distB="0" distL="0" distR="0" wp14:anchorId="249A8B88" wp14:editId="5AADBFD5">
+          <wp:inline distT="0" distB="0" distL="0" distR="0" wp14:anchorId="7C90F38C" wp14:editId="1A46AF89">
             <wp:extent cx="5743575" cy="2724150"/>
             <wp:effectExtent l="0" t="0" r="9525" b="0"/>
-            <wp:docPr id="48" name="Picture 48"/>
+            <wp:docPr id="46" name="Picture 46"/>
             <wp:cNvGraphicFramePr>
               <a:graphicFrameLocks xmlns:a="http://schemas.openxmlformats.org/drawingml/2006/main" noChangeAspect="1"/>
             </wp:cNvGraphicFramePr>
@@ -1945,7 +1510,7 @@
               <a:graphicData uri="http://schemas.openxmlformats.org/drawingml/2006/picture">
                 <pic:pic xmlns:pic="http://schemas.openxmlformats.org/drawingml/2006/picture">
                   <pic:nvPicPr>
-                    <pic:cNvPr id="0" name="Picture 111"/>
+                    <pic:cNvPr id="0" name="Picture 109"/>
                     <pic:cNvPicPr>
                       <a:picLocks noChangeAspect="1" noChangeArrowheads="1"/>
                     </pic:cNvPicPr>
@@ -1989,6 +1554,7 @@
         <w:jc w:val="center"/>
         <w:rPr>
           <w:rFonts w:cs="TH Sarabun New"/>
+          <w:noProof/>
           <w:szCs w:val="32"/>
         </w:rPr>
       </w:pPr>
@@ -2005,23 +1571,16 @@
           <w:rFonts w:cs="TH Sarabun New"/>
           <w:szCs w:val="32"/>
         </w:rPr>
-        <w:t>4-1</w:t>
-      </w:r>
-      <w:r>
-        <w:rPr>
-          <w:rFonts w:cs="TH Sarabun New"/>
-          <w:szCs w:val="32"/>
-        </w:rPr>
-        <w:t xml:space="preserve">5 </w:t>
-      </w:r>
-      <w:r>
-        <w:rPr>
-          <w:rFonts w:cs="TH Sarabun New" w:hint="cs"/>
-          <w:noProof/>
-          <w:szCs w:val="32"/>
-          <w:cs/>
-        </w:rPr>
-        <w:t>หน้าดูรายละเอียดประวัติการสนทนา</w:t>
+        <w:t xml:space="preserve">4-13 </w:t>
+      </w:r>
+      <w:r>
+        <w:rPr>
+          <w:rFonts w:cs="TH Sarabun New" w:hint="cs"/>
+          <w:noProof/>
+          <w:szCs w:val="32"/>
+          <w:cs/>
+        </w:rPr>
+        <w:t>หน้าดูข้อมูลทั่วไปของหน่วยงาน</w:t>
       </w:r>
     </w:p>
     <w:p>
@@ -2040,16 +1599,16 @@
           <w:szCs w:val="32"/>
         </w:rPr>
         <w:lastRenderedPageBreak/>
-        <w:t xml:space="preserve">4.1.16 </w:t>
-      </w:r>
-      <w:r>
-        <w:rPr>
-          <w:rFonts w:cs="TH Sarabun New" w:hint="cs"/>
-          <w:noProof/>
-          <w:szCs w:val="32"/>
-          <w:cs/>
-        </w:rPr>
-        <w:t>หน้าอธิบายโครงสร้างของระบบ</w:t>
+        <w:t xml:space="preserve">4.1.14 </w:t>
+      </w:r>
+      <w:r>
+        <w:rPr>
+          <w:rFonts w:cs="TH Sarabun New" w:hint="cs"/>
+          <w:noProof/>
+          <w:szCs w:val="32"/>
+          <w:cs/>
+        </w:rPr>
+        <w:t>หน้าดูประวัติการสนทนา</w:t>
       </w:r>
       <w:r>
         <w:rPr>
@@ -2058,10 +1617,10 @@
           <w:szCs w:val="32"/>
         </w:rPr>
         <w:drawing>
-          <wp:inline distT="0" distB="0" distL="0" distR="0" wp14:anchorId="11FD8E0B" wp14:editId="24FB6065">
+          <wp:inline distT="0" distB="0" distL="0" distR="0" wp14:anchorId="14BA933D" wp14:editId="56A5309C">
             <wp:extent cx="5743575" cy="2724150"/>
             <wp:effectExtent l="0" t="0" r="9525" b="0"/>
-            <wp:docPr id="49" name="Picture 49"/>
+            <wp:docPr id="47" name="Picture 47"/>
             <wp:cNvGraphicFramePr>
               <a:graphicFrameLocks xmlns:a="http://schemas.openxmlformats.org/drawingml/2006/main" noChangeAspect="1"/>
             </wp:cNvGraphicFramePr>
@@ -2069,7 +1628,7 @@
               <a:graphicData uri="http://schemas.openxmlformats.org/drawingml/2006/picture">
                 <pic:pic xmlns:pic="http://schemas.openxmlformats.org/drawingml/2006/picture">
                   <pic:nvPicPr>
-                    <pic:cNvPr id="0" name="Picture 112"/>
+                    <pic:cNvPr id="0" name="Picture 110"/>
                     <pic:cNvPicPr>
                       <a:picLocks noChangeAspect="1" noChangeArrowheads="1"/>
                     </pic:cNvPicPr>
@@ -2129,14 +1688,151 @@
           <w:rFonts w:cs="TH Sarabun New"/>
           <w:szCs w:val="32"/>
         </w:rPr>
-        <w:t>4-1</w:t>
-      </w:r>
-      <w:r>
-        <w:rPr>
-          <w:rFonts w:cs="TH Sarabun New"/>
-          <w:szCs w:val="32"/>
-        </w:rPr>
-        <w:t xml:space="preserve">6 </w:t>
+        <w:t xml:space="preserve">4-14 </w:t>
+      </w:r>
+      <w:r>
+        <w:rPr>
+          <w:rFonts w:cs="TH Sarabun New" w:hint="cs"/>
+          <w:noProof/>
+          <w:szCs w:val="32"/>
+          <w:cs/>
+        </w:rPr>
+        <w:t>หน้าดูประวัติการสนทนา</w:t>
+      </w:r>
+    </w:p>
+    <w:p>
+      <w:pPr>
+        <w:jc w:val="left"/>
+        <w:rPr>
+          <w:rFonts w:cs="TH Sarabun New"/>
+          <w:noProof/>
+          <w:szCs w:val="32"/>
+        </w:rPr>
+      </w:pPr>
+      <w:r>
+        <w:rPr>
+          <w:rFonts w:cs="TH Sarabun New"/>
+          <w:noProof/>
+          <w:szCs w:val="32"/>
+        </w:rPr>
+        <w:t xml:space="preserve">4.1.15 </w:t>
+      </w:r>
+      <w:r>
+        <w:rPr>
+          <w:rFonts w:cs="TH Sarabun New" w:hint="cs"/>
+          <w:noProof/>
+          <w:szCs w:val="32"/>
+          <w:cs/>
+        </w:rPr>
+        <w:t>หน้าดูรายละเอียดประวัติการสนทนา</w:t>
+      </w:r>
+      <w:r>
+        <w:rPr>
+          <w:rFonts w:cs="TH Sarabun New"/>
+          <w:noProof/>
+          <w:szCs w:val="32"/>
+        </w:rPr>
+        <w:drawing>
+          <wp:inline distT="0" distB="0" distL="0" distR="0" wp14:anchorId="249A8B88" wp14:editId="5AADBFD5">
+            <wp:extent cx="5743575" cy="2724150"/>
+            <wp:effectExtent l="0" t="0" r="9525" b="0"/>
+            <wp:docPr id="48" name="Picture 48"/>
+            <wp:cNvGraphicFramePr>
+              <a:graphicFrameLocks xmlns:a="http://schemas.openxmlformats.org/drawingml/2006/main" noChangeAspect="1"/>
+            </wp:cNvGraphicFramePr>
+            <a:graphic xmlns:a="http://schemas.openxmlformats.org/drawingml/2006/main">
+              <a:graphicData uri="http://schemas.openxmlformats.org/drawingml/2006/picture">
+                <pic:pic xmlns:pic="http://schemas.openxmlformats.org/drawingml/2006/picture">
+                  <pic:nvPicPr>
+                    <pic:cNvPr id="0" name="Picture 111"/>
+                    <pic:cNvPicPr>
+                      <a:picLocks noChangeAspect="1" noChangeArrowheads="1"/>
+                    </pic:cNvPicPr>
+                  </pic:nvPicPr>
+                  <pic:blipFill>
+                    <a:blip r:embed="rId20" cstate="print">
+                      <a:extLst>
+                        <a:ext uri="{28A0092B-C50C-407E-A947-70E740481C1C}">
+                          <a14:useLocalDpi xmlns:a14="http://schemas.microsoft.com/office/drawing/2010/main" val="0"/>
+                        </a:ext>
+                      </a:extLst>
+                    </a:blip>
+                    <a:srcRect/>
+                    <a:stretch>
+                      <a:fillRect/>
+                    </a:stretch>
+                  </pic:blipFill>
+                  <pic:spPr bwMode="auto">
+                    <a:xfrm>
+                      <a:off x="0" y="0"/>
+                      <a:ext cx="5743575" cy="2724150"/>
+                    </a:xfrm>
+                    <a:prstGeom prst="rect">
+                      <a:avLst/>
+                    </a:prstGeom>
+                    <a:noFill/>
+                    <a:ln>
+                      <a:noFill/>
+                    </a:ln>
+                  </pic:spPr>
+                </pic:pic>
+              </a:graphicData>
+            </a:graphic>
+          </wp:inline>
+        </w:drawing>
+      </w:r>
+    </w:p>
+    <w:p>
+      <w:pPr>
+        <w:ind w:firstLine="0"/>
+        <w:jc w:val="center"/>
+        <w:rPr>
+          <w:rFonts w:cs="TH Sarabun New"/>
+          <w:szCs w:val="32"/>
+        </w:rPr>
+      </w:pPr>
+      <w:r>
+        <w:rPr>
+          <w:rFonts w:cs="TH Sarabun New" w:hint="cs"/>
+          <w:szCs w:val="32"/>
+          <w:cs/>
+        </w:rPr>
+        <w:t xml:space="preserve">ภาพ </w:t>
+      </w:r>
+      <w:r>
+        <w:rPr>
+          <w:rFonts w:cs="TH Sarabun New"/>
+          <w:szCs w:val="32"/>
+        </w:rPr>
+        <w:t xml:space="preserve">4-15 </w:t>
+      </w:r>
+      <w:r>
+        <w:rPr>
+          <w:rFonts w:cs="TH Sarabun New" w:hint="cs"/>
+          <w:noProof/>
+          <w:szCs w:val="32"/>
+          <w:cs/>
+        </w:rPr>
+        <w:t>หน้าดูรายละเอียดประวัติการสนทนา</w:t>
+      </w:r>
+    </w:p>
+    <w:p>
+      <w:pPr>
+        <w:jc w:val="left"/>
+        <w:rPr>
+          <w:rFonts w:cs="TH Sarabun New"/>
+          <w:noProof/>
+          <w:szCs w:val="32"/>
+        </w:rPr>
+      </w:pPr>
+      <w:r>
+        <w:rPr>
+          <w:rFonts w:cs="TH Sarabun New"/>
+          <w:noProof/>
+          <w:szCs w:val="32"/>
+        </w:rPr>
+        <w:lastRenderedPageBreak/>
+        <w:t xml:space="preserve">4.1.16 </w:t>
       </w:r>
       <w:r>
         <w:rPr>
@@ -2147,15 +1843,209 @@
         </w:rPr>
         <w:t>หน้าอธิบายโครงสร้างของระบบ</w:t>
       </w:r>
+      <w:r>
+        <w:rPr>
+          <w:rFonts w:cs="TH Sarabun New"/>
+          <w:noProof/>
+          <w:szCs w:val="32"/>
+        </w:rPr>
+        <w:drawing>
+          <wp:inline distT="0" distB="0" distL="0" distR="0" wp14:anchorId="11FD8E0B" wp14:editId="24FB6065">
+            <wp:extent cx="5743575" cy="2724150"/>
+            <wp:effectExtent l="0" t="0" r="9525" b="0"/>
+            <wp:docPr id="49" name="Picture 49"/>
+            <wp:cNvGraphicFramePr>
+              <a:graphicFrameLocks xmlns:a="http://schemas.openxmlformats.org/drawingml/2006/main" noChangeAspect="1"/>
+            </wp:cNvGraphicFramePr>
+            <a:graphic xmlns:a="http://schemas.openxmlformats.org/drawingml/2006/main">
+              <a:graphicData uri="http://schemas.openxmlformats.org/drawingml/2006/picture">
+                <pic:pic xmlns:pic="http://schemas.openxmlformats.org/drawingml/2006/picture">
+                  <pic:nvPicPr>
+                    <pic:cNvPr id="0" name="Picture 112"/>
+                    <pic:cNvPicPr>
+                      <a:picLocks noChangeAspect="1" noChangeArrowheads="1"/>
+                    </pic:cNvPicPr>
+                  </pic:nvPicPr>
+                  <pic:blipFill>
+                    <a:blip r:embed="rId21" cstate="print">
+                      <a:extLst>
+                        <a:ext uri="{28A0092B-C50C-407E-A947-70E740481C1C}">
+                          <a14:useLocalDpi xmlns:a14="http://schemas.microsoft.com/office/drawing/2010/main" val="0"/>
+                        </a:ext>
+                      </a:extLst>
+                    </a:blip>
+                    <a:srcRect/>
+                    <a:stretch>
+                      <a:fillRect/>
+                    </a:stretch>
+                  </pic:blipFill>
+                  <pic:spPr bwMode="auto">
+                    <a:xfrm>
+                      <a:off x="0" y="0"/>
+                      <a:ext cx="5743575" cy="2724150"/>
+                    </a:xfrm>
+                    <a:prstGeom prst="rect">
+                      <a:avLst/>
+                    </a:prstGeom>
+                    <a:noFill/>
+                    <a:ln>
+                      <a:noFill/>
+                    </a:ln>
+                  </pic:spPr>
+                </pic:pic>
+              </a:graphicData>
+            </a:graphic>
+          </wp:inline>
+        </w:drawing>
+      </w:r>
+    </w:p>
+    <w:p>
+      <w:pPr>
+        <w:ind w:firstLine="0"/>
+        <w:jc w:val="center"/>
+        <w:rPr>
+          <w:rFonts w:cs="TH Sarabun New"/>
+          <w:szCs w:val="32"/>
+        </w:rPr>
+      </w:pPr>
+      <w:r>
+        <w:rPr>
+          <w:rFonts w:cs="TH Sarabun New" w:hint="cs"/>
+          <w:szCs w:val="32"/>
+          <w:cs/>
+        </w:rPr>
+        <w:t xml:space="preserve">ภาพ </w:t>
+      </w:r>
+      <w:r>
+        <w:rPr>
+          <w:rFonts w:cs="TH Sarabun New"/>
+          <w:szCs w:val="32"/>
+        </w:rPr>
+        <w:t xml:space="preserve">4-16 </w:t>
+      </w:r>
+      <w:r>
+        <w:rPr>
+          <w:rFonts w:cs="TH Sarabun New" w:hint="cs"/>
+          <w:noProof/>
+          <w:szCs w:val="32"/>
+          <w:cs/>
+        </w:rPr>
+        <w:t>หน้าอธิบายโครงสร้างของระบบ</w:t>
+      </w:r>
     </w:p>
     <w:sectPr>
+      <w:headerReference w:type="default" r:id="rId22"/>
       <w:pgSz w:w="11906" w:h="16838" w:code="9"/>
       <w:pgMar w:top="1418" w:right="1134" w:bottom="1134" w:left="1701" w:header="720" w:footer="720" w:gutter="0"/>
+      <w:pgNumType w:start="1"/>
       <w:cols w:space="720"/>
       <w:docGrid w:linePitch="435"/>
     </w:sectPr>
   </w:body>
 </w:document>
+</file>
+
+<file path=word/endnotes.xml><?xml version="1.0" encoding="utf-8"?>
+<w:endnotes xmlns:wpc="http://schemas.microsoft.com/office/word/2010/wordprocessingCanvas" xmlns:cx="http://schemas.microsoft.com/office/drawing/2014/chartex" xmlns:cx1="http://schemas.microsoft.com/office/drawing/2015/9/8/chartex" xmlns:cx2="http://schemas.microsoft.com/office/drawing/2015/10/21/chartex" xmlns:cx3="http://schemas.microsoft.com/office/drawing/2016/5/9/chartex" xmlns:cx4="http://schemas.microsoft.com/office/drawing/2016/5/10/chartex" xmlns:cx5="http://schemas.microsoft.com/office/drawing/2016/5/11/chartex" xmlns:cx6="http://schemas.microsoft.com/office/drawing/2016/5/12/chartex" xmlns:cx7="http://schemas.microsoft.com/office/drawing/2016/5/13/chartex" xmlns:cx8="http://schemas.microsoft.com/office/drawing/2016/5/14/chartex" xmlns:mc="http://schemas.openxmlformats.org/markup-compatibility/2006" xmlns:aink="http://schemas.microsoft.com/office/drawing/2016/ink" xmlns:am3d="http://schemas.microsoft.com/office/drawing/2017/model3d" xmlns:o="urn:schemas-microsoft-com:office:office" xmlns:oel="http://schemas.microsoft.com/office/2019/extlst" xmlns:r="http://schemas.openxmlformats.org/officeDocument/2006/relationships" xmlns:m="http://schemas.openxmlformats.org/officeDocument/2006/math" xmlns:v="urn:schemas-microsoft-com:vml" xmlns:wp14="http://schemas.microsoft.com/office/word/2010/wordprocessingDrawing" xmlns:wp="http://schemas.openxmlformats.org/drawingml/2006/wordprocessingDrawing" xmlns:w10="urn:schemas-microsoft-com:office:word" xmlns:w="http://schemas.openxmlformats.org/wordprocessingml/2006/main" xmlns:w14="http://schemas.microsoft.com/office/word/2010/wordml" xmlns:w15="http://schemas.microsoft.com/office/word/2012/wordml" xmlns:w16cex="http://schemas.microsoft.com/office/word/2018/wordml/cex" xmlns:w16cid="http://schemas.microsoft.com/office/word/2016/wordml/cid" xmlns:w16="http://schemas.microsoft.com/office/word/2018/wordml" xmlns:w16sdtdh="http://schemas.microsoft.com/office/word/2020/wordml/sdtdatahash" xmlns:w16se="http://schemas.microsoft.com/office/word/2015/wordml/symex" xmlns:wpg="http://schemas.microsoft.com/office/word/2010/wordprocessingGroup" xmlns:wpi="http://schemas.microsoft.com/office/word/2010/wordprocessingInk" xmlns:wne="http://schemas.microsoft.com/office/word/2006/wordml" xmlns:wps="http://schemas.microsoft.com/office/word/2010/wordprocessingShape" mc:Ignorable="w14 w15 w16se w16cid w16 w16cex w16sdtdh wp14">
+  <w:endnote w:type="separator" w:id="-1">
+    <w:p>
+      <w:pPr>
+        <w:spacing w:after="0"/>
+      </w:pPr>
+      <w:r>
+        <w:separator/>
+      </w:r>
+    </w:p>
+  </w:endnote>
+  <w:endnote w:type="continuationSeparator" w:id="0">
+    <w:p>
+      <w:pPr>
+        <w:spacing w:after="0"/>
+      </w:pPr>
+      <w:r>
+        <w:continuationSeparator/>
+      </w:r>
+    </w:p>
+  </w:endnote>
+</w:endnotes>
+</file>
+
+<file path=word/footnotes.xml><?xml version="1.0" encoding="utf-8"?>
+<w:footnotes xmlns:wpc="http://schemas.microsoft.com/office/word/2010/wordprocessingCanvas" xmlns:cx="http://schemas.microsoft.com/office/drawing/2014/chartex" xmlns:cx1="http://schemas.microsoft.com/office/drawing/2015/9/8/chartex" xmlns:cx2="http://schemas.microsoft.com/office/drawing/2015/10/21/chartex" xmlns:cx3="http://schemas.microsoft.com/office/drawing/2016/5/9/chartex" xmlns:cx4="http://schemas.microsoft.com/office/drawing/2016/5/10/chartex" xmlns:cx5="http://schemas.microsoft.com/office/drawing/2016/5/11/chartex" xmlns:cx6="http://schemas.microsoft.com/office/drawing/2016/5/12/chartex" xmlns:cx7="http://schemas.microsoft.com/office/drawing/2016/5/13/chartex" xmlns:cx8="http://schemas.microsoft.com/office/drawing/2016/5/14/chartex" xmlns:mc="http://schemas.openxmlformats.org/markup-compatibility/2006" xmlns:aink="http://schemas.microsoft.com/office/drawing/2016/ink" xmlns:am3d="http://schemas.microsoft.com/office/drawing/2017/model3d" xmlns:o="urn:schemas-microsoft-com:office:office" xmlns:oel="http://schemas.microsoft.com/office/2019/extlst" xmlns:r="http://schemas.openxmlformats.org/officeDocument/2006/relationships" xmlns:m="http://schemas.openxmlformats.org/officeDocument/2006/math" xmlns:v="urn:schemas-microsoft-com:vml" xmlns:wp14="http://schemas.microsoft.com/office/word/2010/wordprocessingDrawing" xmlns:wp="http://schemas.openxmlformats.org/drawingml/2006/wordprocessingDrawing" xmlns:w10="urn:schemas-microsoft-com:office:word" xmlns:w="http://schemas.openxmlformats.org/wordprocessingml/2006/main" xmlns:w14="http://schemas.microsoft.com/office/word/2010/wordml" xmlns:w15="http://schemas.microsoft.com/office/word/2012/wordml" xmlns:w16cex="http://schemas.microsoft.com/office/word/2018/wordml/cex" xmlns:w16cid="http://schemas.microsoft.com/office/word/2016/wordml/cid" xmlns:w16="http://schemas.microsoft.com/office/word/2018/wordml" xmlns:w16sdtdh="http://schemas.microsoft.com/office/word/2020/wordml/sdtdatahash" xmlns:w16se="http://schemas.microsoft.com/office/word/2015/wordml/symex" xmlns:wpg="http://schemas.microsoft.com/office/word/2010/wordprocessingGroup" xmlns:wpi="http://schemas.microsoft.com/office/word/2010/wordprocessingInk" xmlns:wne="http://schemas.microsoft.com/office/word/2006/wordml" xmlns:wps="http://schemas.microsoft.com/office/word/2010/wordprocessingShape" mc:Ignorable="w14 w15 w16se w16cid w16 w16cex w16sdtdh wp14">
+  <w:footnote w:type="separator" w:id="-1">
+    <w:p>
+      <w:pPr>
+        <w:spacing w:after="0"/>
+      </w:pPr>
+      <w:r>
+        <w:separator/>
+      </w:r>
+    </w:p>
+  </w:footnote>
+  <w:footnote w:type="continuationSeparator" w:id="0">
+    <w:p>
+      <w:pPr>
+        <w:spacing w:after="0"/>
+      </w:pPr>
+      <w:r>
+        <w:continuationSeparator/>
+      </w:r>
+    </w:p>
+  </w:footnote>
+</w:footnotes>
+</file>
+
+<file path=word/header1.xml><?xml version="1.0" encoding="utf-8"?>
+<w:hdr xmlns:wpc="http://schemas.microsoft.com/office/word/2010/wordprocessingCanvas" xmlns:cx="http://schemas.microsoft.com/office/drawing/2014/chartex" xmlns:cx1="http://schemas.microsoft.com/office/drawing/2015/9/8/chartex" xmlns:cx2="http://schemas.microsoft.com/office/drawing/2015/10/21/chartex" xmlns:cx3="http://schemas.microsoft.com/office/drawing/2016/5/9/chartex" xmlns:cx4="http://schemas.microsoft.com/office/drawing/2016/5/10/chartex" xmlns:cx5="http://schemas.microsoft.com/office/drawing/2016/5/11/chartex" xmlns:cx6="http://schemas.microsoft.com/office/drawing/2016/5/12/chartex" xmlns:cx7="http://schemas.microsoft.com/office/drawing/2016/5/13/chartex" xmlns:cx8="http://schemas.microsoft.com/office/drawing/2016/5/14/chartex" xmlns:mc="http://schemas.openxmlformats.org/markup-compatibility/2006" xmlns:aink="http://schemas.microsoft.com/office/drawing/2016/ink" xmlns:am3d="http://schemas.microsoft.com/office/drawing/2017/model3d" xmlns:o="urn:schemas-microsoft-com:office:office" xmlns:oel="http://schemas.microsoft.com/office/2019/extlst" xmlns:r="http://schemas.openxmlformats.org/officeDocument/2006/relationships" xmlns:m="http://schemas.openxmlformats.org/officeDocument/2006/math" xmlns:v="urn:schemas-microsoft-com:vml" xmlns:wp14="http://schemas.microsoft.com/office/word/2010/wordprocessingDrawing" xmlns:wp="http://schemas.openxmlformats.org/drawingml/2006/wordprocessingDrawing" xmlns:w10="urn:schemas-microsoft-com:office:word" xmlns:w="http://schemas.openxmlformats.org/wordprocessingml/2006/main" xmlns:w14="http://schemas.microsoft.com/office/word/2010/wordml" xmlns:w15="http://schemas.microsoft.com/office/word/2012/wordml" xmlns:w16cex="http://schemas.microsoft.com/office/word/2018/wordml/cex" xmlns:w16cid="http://schemas.microsoft.com/office/word/2016/wordml/cid" xmlns:w16="http://schemas.microsoft.com/office/word/2018/wordml" xmlns:w16sdtdh="http://schemas.microsoft.com/office/word/2020/wordml/sdtdatahash" xmlns:w16se="http://schemas.microsoft.com/office/word/2015/wordml/symex" xmlns:wpg="http://schemas.microsoft.com/office/word/2010/wordprocessingGroup" xmlns:wpi="http://schemas.microsoft.com/office/word/2010/wordprocessingInk" xmlns:wne="http://schemas.microsoft.com/office/word/2006/wordml" xmlns:wps="http://schemas.microsoft.com/office/word/2010/wordprocessingShape" mc:Ignorable="w14 w15 w16se w16cid w16 w16cex w16sdtdh wp14">
+  <w:sdt>
+    <w:sdtPr>
+      <w:id w:val="1996764276"/>
+      <w:docPartObj>
+        <w:docPartGallery w:val="Page Numbers (Top of Page)"/>
+        <w:docPartUnique/>
+      </w:docPartObj>
+    </w:sdtPr>
+    <w:sdtEndPr>
+      <w:rPr>
+        <w:noProof/>
+      </w:rPr>
+    </w:sdtEndPr>
+    <w:sdtContent>
+      <w:p>
+        <w:pPr>
+          <w:pStyle w:val="Header"/>
+          <w:jc w:val="right"/>
+        </w:pPr>
+        <w:r>
+          <w:fldChar w:fldCharType="begin"/>
+        </w:r>
+        <w:r>
+          <w:instrText xml:space="preserve"> PAGE   \* MERGEFORMAT </w:instrText>
+        </w:r>
+        <w:r>
+          <w:fldChar w:fldCharType="separate"/>
+        </w:r>
+        <w:r>
+          <w:rPr>
+            <w:noProof/>
+          </w:rPr>
+          <w:t>2</w:t>
+        </w:r>
+        <w:r>
+          <w:rPr>
+            <w:noProof/>
+          </w:rPr>
+          <w:fldChar w:fldCharType="end"/>
+        </w:r>
+      </w:p>
+    </w:sdtContent>
+  </w:sdt>
+  <w:p>
+    <w:pPr>
+      <w:pStyle w:val="Header"/>
+    </w:pPr>
+  </w:p>
+</w:hdr>
 </file>
 
 <file path=word/styles.xml><?xml version="1.0" encoding="utf-8"?>
@@ -2577,18 +2467,18 @@
     <w:link w:val="Heading1Char"/>
     <w:uiPriority w:val="9"/>
     <w:qFormat/>
-    <w:rsid w:val="00E670B8"/>
+    <w:rsid w:val="00444BE5"/>
     <w:pPr>
-      <w:keepNext/>
-      <w:keepLines/>
-      <w:spacing w:before="360" w:after="80"/>
+      <w:ind w:firstLine="0"/>
+      <w:jc w:val="center"/>
       <w:outlineLvl w:val="0"/>
     </w:pPr>
     <w:rPr>
-      <w:rFonts w:asciiTheme="majorHAnsi" w:eastAsiaTheme="majorEastAsia" w:hAnsiTheme="majorHAnsi" w:cstheme="majorBidi"/>
-      <w:color w:val="0F4761" w:themeColor="accent1" w:themeShade="BF"/>
+      <w:rFonts w:cs="TH Sarabun New"/>
+      <w:b/>
+      <w:bCs/>
       <w:sz w:val="40"/>
-      <w:szCs w:val="50"/>
+      <w:szCs w:val="40"/>
     </w:rPr>
   </w:style>
   <w:style w:type="paragraph" w:styleId="Heading2">
@@ -2597,20 +2487,19 @@
     <w:next w:val="Normal"/>
     <w:link w:val="Heading2Char"/>
     <w:uiPriority w:val="9"/>
-    <w:semiHidden/>
     <w:unhideWhenUsed/>
     <w:qFormat/>
-    <w:rsid w:val="00E670B8"/>
+    <w:rsid w:val="00444BE5"/>
     <w:pPr>
-      <w:keepNext/>
-      <w:keepLines/>
-      <w:spacing w:before="160" w:after="80"/>
+      <w:ind w:firstLine="0"/>
       <w:outlineLvl w:val="1"/>
     </w:pPr>
     <w:rPr>
-      <w:rFonts w:asciiTheme="majorHAnsi" w:eastAsiaTheme="majorEastAsia" w:hAnsiTheme="majorHAnsi" w:cstheme="majorBidi"/>
-      <w:color w:val="0F4761" w:themeColor="accent1" w:themeShade="BF"/>
-      <w:szCs w:val="40"/>
+      <w:rFonts w:cs="TH Sarabun New"/>
+      <w:b/>
+      <w:bCs/>
+      <w:sz w:val="36"/>
+      <w:szCs w:val="36"/>
     </w:rPr>
   </w:style>
   <w:style w:type="paragraph" w:styleId="Heading3">
@@ -2800,12 +2689,13 @@
     <w:basedOn w:val="DefaultParagraphFont"/>
     <w:link w:val="Heading1"/>
     <w:uiPriority w:val="9"/>
-    <w:rsid w:val="00E670B8"/>
+    <w:rsid w:val="00444BE5"/>
     <w:rPr>
-      <w:rFonts w:asciiTheme="majorHAnsi" w:eastAsiaTheme="majorEastAsia" w:hAnsiTheme="majorHAnsi" w:cstheme="majorBidi"/>
-      <w:color w:val="0F4761" w:themeColor="accent1" w:themeShade="BF"/>
+      <w:rFonts w:ascii="TH Sarabun New" w:hAnsi="TH Sarabun New" w:cs="TH Sarabun New"/>
+      <w:b/>
+      <w:bCs/>
       <w:sz w:val="40"/>
-      <w:szCs w:val="50"/>
+      <w:szCs w:val="40"/>
     </w:rPr>
   </w:style>
   <w:style w:type="character" w:customStyle="1" w:styleId="Heading2Char">
@@ -2813,13 +2703,13 @@
     <w:basedOn w:val="DefaultParagraphFont"/>
     <w:link w:val="Heading2"/>
     <w:uiPriority w:val="9"/>
-    <w:semiHidden/>
-    <w:rsid w:val="00E670B8"/>
+    <w:rsid w:val="00444BE5"/>
     <w:rPr>
-      <w:rFonts w:asciiTheme="majorHAnsi" w:eastAsiaTheme="majorEastAsia" w:hAnsiTheme="majorHAnsi" w:cstheme="majorBidi"/>
-      <w:color w:val="0F4761" w:themeColor="accent1" w:themeShade="BF"/>
-      <w:sz w:val="32"/>
-      <w:szCs w:val="40"/>
+      <w:rFonts w:ascii="TH Sarabun New" w:hAnsi="TH Sarabun New" w:cs="TH Sarabun New"/>
+      <w:b/>
+      <w:bCs/>
+      <w:sz w:val="36"/>
+      <w:szCs w:val="36"/>
     </w:rPr>
   </w:style>
   <w:style w:type="character" w:customStyle="1" w:styleId="Heading3Char">
@@ -3082,6 +2972,58 @@
       <w:smallCaps/>
       <w:color w:val="0F4761" w:themeColor="accent1" w:themeShade="BF"/>
       <w:spacing w:val="5"/>
+    </w:rPr>
+  </w:style>
+  <w:style w:type="paragraph" w:styleId="Header">
+    <w:name w:val="header"/>
+    <w:basedOn w:val="Normal"/>
+    <w:link w:val="HeaderChar"/>
+    <w:uiPriority w:val="99"/>
+    <w:unhideWhenUsed/>
+    <w:rsid w:val="00444BE5"/>
+    <w:pPr>
+      <w:tabs>
+        <w:tab w:val="center" w:pos="4680"/>
+        <w:tab w:val="right" w:pos="9360"/>
+      </w:tabs>
+      <w:spacing w:after="0"/>
+    </w:pPr>
+  </w:style>
+  <w:style w:type="character" w:customStyle="1" w:styleId="HeaderChar">
+    <w:name w:val="Header Char"/>
+    <w:basedOn w:val="DefaultParagraphFont"/>
+    <w:link w:val="Header"/>
+    <w:uiPriority w:val="99"/>
+    <w:rsid w:val="00444BE5"/>
+    <w:rPr>
+      <w:rFonts w:ascii="TH Sarabun New" w:hAnsi="TH Sarabun New"/>
+      <w:sz w:val="32"/>
+    </w:rPr>
+  </w:style>
+  <w:style w:type="paragraph" w:styleId="Footer">
+    <w:name w:val="footer"/>
+    <w:basedOn w:val="Normal"/>
+    <w:link w:val="FooterChar"/>
+    <w:uiPriority w:val="99"/>
+    <w:unhideWhenUsed/>
+    <w:rsid w:val="00444BE5"/>
+    <w:pPr>
+      <w:tabs>
+        <w:tab w:val="center" w:pos="4680"/>
+        <w:tab w:val="right" w:pos="9360"/>
+      </w:tabs>
+      <w:spacing w:after="0"/>
+    </w:pPr>
+  </w:style>
+  <w:style w:type="character" w:customStyle="1" w:styleId="FooterChar">
+    <w:name w:val="Footer Char"/>
+    <w:basedOn w:val="DefaultParagraphFont"/>
+    <w:link w:val="Footer"/>
+    <w:uiPriority w:val="99"/>
+    <w:rsid w:val="00444BE5"/>
+    <w:rPr>
+      <w:rFonts w:ascii="TH Sarabun New" w:hAnsi="TH Sarabun New"/>
+      <w:sz w:val="32"/>
     </w:rPr>
   </w:style>
 </w:styles>
